--- a/BCA/bca4/SEct1.docx
+++ b/BCA/bca4/SEct1.docx
@@ -211,7 +211,13 @@
         <w:rPr>
           <w:rFonts w:ascii="Times New Roman" w:eastAsia="Times New Roman" w:hAnsi="Times New Roman" w:cs="Times New Roman"/>
         </w:rPr>
-        <w:t>05</w:t>
+        <w:t>0</w:t>
+      </w:r>
+      <w:r>
+        <w:rPr>
+          <w:rFonts w:ascii="Times New Roman" w:eastAsia="Times New Roman" w:hAnsi="Times New Roman" w:cs="Times New Roman"/>
+        </w:rPr>
+        <w:t>9</w:t>
       </w:r>
       <w:r>
         <w:rPr>
@@ -229,7 +235,7 @@
         <w:rPr>
           <w:rFonts w:ascii="Times New Roman" w:eastAsia="Times New Roman" w:hAnsi="Times New Roman" w:cs="Times New Roman"/>
         </w:rPr>
-        <w:t>1</w:t>
+        <w:t>2</w:t>
       </w:r>
       <w:r>
         <w:rPr>
@@ -552,9 +558,8 @@
                 <w:szCs w:val="24"/>
                 <w:lang w:val="en-US"/>
               </w:rPr>
-              <w:t xml:space="preserve">Define </w:t>
-            </w:r>
-            <w:proofErr w:type="spellStart"/>
+              <w:t xml:space="preserve"> </w:t>
+            </w:r>
             <w:r>
               <w:rPr>
                 <w:rFonts w:ascii="Times New Roman" w:hAnsi="Times New Roman" w:cs="Times New Roman"/>
@@ -562,9 +567,82 @@
                 <w:szCs w:val="24"/>
                 <w:lang w:val="en-US"/>
               </w:rPr>
-              <w:t>SoftwareEngineering</w:t>
-            </w:r>
-            <w:proofErr w:type="spellEnd"/>
+              <w:t>Explain SEI-CMM (Capability Maturity Model) in detail.</w:t>
+            </w:r>
+          </w:p>
+        </w:tc>
+        <w:tc>
+          <w:tcPr>
+            <w:tcW w:w="1002" w:type="dxa"/>
+          </w:tcPr>
+          <w:p>
+            <w:pPr>
+              <w:rPr>
+                <w:rFonts w:ascii="Times New Roman" w:hAnsi="Times New Roman" w:cs="Times New Roman"/>
+                <w:sz w:val="24"/>
+                <w:szCs w:val="24"/>
+              </w:rPr>
+            </w:pPr>
+            <w:r>
+              <w:rPr>
+                <w:rFonts w:ascii="Times New Roman" w:hAnsi="Times New Roman" w:cs="Times New Roman"/>
+                <w:sz w:val="24"/>
+                <w:szCs w:val="24"/>
+              </w:rPr>
+              <w:t>04</w:t>
+            </w:r>
+          </w:p>
+        </w:tc>
+      </w:tr>
+      <w:tr>
+        <w:trPr>
+          <w:trHeight w:val="446"/>
+        </w:trPr>
+        <w:tc>
+          <w:tcPr>
+            <w:tcW w:w="846" w:type="dxa"/>
+          </w:tcPr>
+          <w:p>
+            <w:pPr>
+              <w:rPr>
+                <w:rFonts w:ascii="Times New Roman" w:hAnsi="Times New Roman" w:cs="Times New Roman"/>
+                <w:sz w:val="24"/>
+                <w:szCs w:val="24"/>
+              </w:rPr>
+            </w:pPr>
+          </w:p>
+        </w:tc>
+        <w:tc>
+          <w:tcPr>
+            <w:tcW w:w="8080" w:type="dxa"/>
+          </w:tcPr>
+          <w:p>
+            <w:pPr>
+              <w:rPr>
+                <w:rFonts w:ascii="Times New Roman" w:hAnsi="Times New Roman" w:cs="Times New Roman"/>
+                <w:sz w:val="24"/>
+                <w:szCs w:val="24"/>
+              </w:rPr>
+            </w:pPr>
+            <w:r>
+              <w:rPr>
+                <w:rFonts w:ascii="Times New Roman" w:hAnsi="Times New Roman" w:cs="Times New Roman"/>
+                <w:sz w:val="24"/>
+                <w:szCs w:val="24"/>
+              </w:rPr>
+              <w:t>(b).</w:t>
+            </w:r>
+            <w:r>
+              <w:rPr>
+                <w:rFonts w:ascii="Times New Roman" w:eastAsia="Times New Roman" w:hAnsi="Times New Roman" w:cs="Times New Roman"/>
+                <w:kern w:val="0"/>
+                <w:sz w:val="24"/>
+                <w:szCs w:val="24"/>
+                <w:lang w:eastAsia="en-IN"/>
+                <w14:ligatures w14:val="none"/>
+              </w:rPr>
+              <w:t xml:space="preserve"> </w:t>
+            </w:r>
             <w:r>
               <w:rPr>
                 <w:rFonts w:ascii="Times New Roman" w:hAnsi="Times New Roman" w:cs="Times New Roman"/>
@@ -572,7 +650,25 @@
                 <w:szCs w:val="24"/>
                 <w:lang w:val="en-US"/>
               </w:rPr>
-              <w:t>. Explain its need and importance.</w:t>
+              <w:t>Explain Software</w:t>
+            </w:r>
+            <w:r>
+              <w:rPr>
+                <w:rFonts w:ascii="Times New Roman" w:hAnsi="Times New Roman" w:cs="Times New Roman"/>
+                <w:sz w:val="24"/>
+                <w:szCs w:val="24"/>
+                <w:lang w:val="en-US"/>
+              </w:rPr>
+              <w:t xml:space="preserve"> Development Life-Cycle Model</w:t>
+            </w:r>
+            <w:r>
+              <w:rPr>
+                <w:rFonts w:ascii="Times New Roman" w:hAnsi="Times New Roman" w:cs="Times New Roman"/>
+                <w:sz w:val="24"/>
+                <w:szCs w:val="24"/>
+                <w:lang w:val="en-US"/>
+              </w:rPr>
+              <w:t>.</w:t>
             </w:r>
           </w:p>
         </w:tc>
@@ -594,17 +690,8 @@
                 <w:sz w:val="24"/>
                 <w:szCs w:val="24"/>
               </w:rPr>
-              <w:t>04</w:t>
-            </w:r>
-          </w:p>
-          <w:p>
-            <w:pPr>
-              <w:rPr>
-                <w:rFonts w:ascii="Times New Roman" w:hAnsi="Times New Roman" w:cs="Times New Roman"/>
-                <w:sz w:val="24"/>
-                <w:szCs w:val="24"/>
-              </w:rPr>
-            </w:pPr>
+              <w:t>06</w:t>
+            </w:r>
           </w:p>
         </w:tc>
       </w:tr>
@@ -624,6 +711,14 @@
                 <w:szCs w:val="24"/>
               </w:rPr>
             </w:pPr>
+            <w:r>
+              <w:rPr>
+                <w:rFonts w:ascii="Times New Roman" w:hAnsi="Times New Roman" w:cs="Times New Roman"/>
+                <w:sz w:val="24"/>
+                <w:szCs w:val="24"/>
+              </w:rPr>
+              <w:t>Q2</w:t>
+            </w:r>
           </w:p>
         </w:tc>
         <w:tc>
@@ -644,18 +739,7 @@
                 <w:sz w:val="24"/>
                 <w:szCs w:val="24"/>
               </w:rPr>
-              <w:t>(b).</w:t>
-            </w:r>
-            <w:r>
-              <w:rPr>
-                <w:rFonts w:ascii="Times New Roman" w:eastAsia="Times New Roman" w:hAnsi="Times New Roman" w:cs="Times New Roman"/>
-                <w:kern w:val="0"/>
-                <w:sz w:val="24"/>
-                <w:szCs w:val="24"/>
-                <w:lang w:eastAsia="en-IN"/>
-                <w14:ligatures w14:val="none"/>
-              </w:rPr>
-              <w:t xml:space="preserve"> </w:t>
+              <w:t xml:space="preserve">(a). </w:t>
             </w:r>
             <w:r>
               <w:rPr>
@@ -664,7 +748,7 @@
                 <w:szCs w:val="24"/>
                 <w:lang w:val="en-US"/>
               </w:rPr>
-              <w:t>Explain Software Engineering methods, tools, and procedures</w:t>
+              <w:t>Explain</w:t>
             </w:r>
             <w:r>
               <w:rPr>
@@ -673,6 +757,15 @@
                 <w:szCs w:val="24"/>
                 <w:lang w:val="en-US"/>
               </w:rPr>
+              <w:t xml:space="preserve"> Component Based Development Model</w:t>
+            </w:r>
+            <w:r>
+              <w:rPr>
+                <w:rFonts w:ascii="Times New Roman" w:hAnsi="Times New Roman" w:cs="Times New Roman"/>
+                <w:sz w:val="24"/>
+                <w:szCs w:val="24"/>
+                <w:lang w:val="en-US"/>
+              </w:rPr>
               <w:t>.</w:t>
             </w:r>
           </w:p>
@@ -695,7 +788,7 @@
                 <w:sz w:val="24"/>
                 <w:szCs w:val="24"/>
               </w:rPr>
-              <w:t>06</w:t>
+              <w:t>04</w:t>
             </w:r>
           </w:p>
         </w:tc>
@@ -716,14 +809,6 @@
                 <w:szCs w:val="24"/>
               </w:rPr>
             </w:pPr>
-            <w:r>
-              <w:rPr>
-                <w:rFonts w:ascii="Times New Roman" w:hAnsi="Times New Roman" w:cs="Times New Roman"/>
-                <w:sz w:val="24"/>
-                <w:szCs w:val="24"/>
-              </w:rPr>
-              <w:t>Q2</w:t>
-            </w:r>
           </w:p>
         </w:tc>
         <w:tc>
@@ -744,7 +829,18 @@
                 <w:sz w:val="24"/>
                 <w:szCs w:val="24"/>
               </w:rPr>
-              <w:t xml:space="preserve">(a). </w:t>
+              <w:t>(b).</w:t>
+            </w:r>
+            <w:r>
+              <w:rPr>
+                <w:rFonts w:ascii="Times New Roman" w:eastAsia="Times New Roman" w:hAnsi="Times New Roman" w:cs="Times New Roman"/>
+                <w:kern w:val="0"/>
+                <w:sz w:val="24"/>
+                <w:szCs w:val="24"/>
+                <w:lang w:eastAsia="en-IN"/>
+                <w14:ligatures w14:val="none"/>
+              </w:rPr>
+              <w:t xml:space="preserve"> </w:t>
             </w:r>
             <w:r>
               <w:rPr>
@@ -753,7 +849,130 @@
                 <w:szCs w:val="24"/>
                 <w:lang w:val="en-US"/>
               </w:rPr>
-              <w:t>Explain SEI-CMM (Capability Maturity Model) in detail.</w:t>
+              <w:t>Explain</w:t>
+            </w:r>
+            <w:r>
+              <w:rPr>
+                <w:rFonts w:ascii="Times New Roman" w:hAnsi="Times New Roman" w:cs="Times New Roman"/>
+                <w:sz w:val="24"/>
+                <w:szCs w:val="24"/>
+                <w:lang w:val="en-US"/>
+              </w:rPr>
+              <w:t xml:space="preserve"> Cost Estimation Techniques</w:t>
+            </w:r>
+            <w:r>
+              <w:rPr>
+                <w:rFonts w:ascii="Times New Roman" w:hAnsi="Times New Roman" w:cs="Times New Roman"/>
+                <w:sz w:val="24"/>
+                <w:szCs w:val="24"/>
+                <w:lang w:val="en-US"/>
+              </w:rPr>
+              <w:t>.</w:t>
+            </w:r>
+          </w:p>
+        </w:tc>
+        <w:tc>
+          <w:tcPr>
+            <w:tcW w:w="1002" w:type="dxa"/>
+          </w:tcPr>
+          <w:p>
+            <w:pPr>
+              <w:rPr>
+                <w:rFonts w:ascii="Times New Roman" w:hAnsi="Times New Roman" w:cs="Times New Roman"/>
+                <w:sz w:val="24"/>
+                <w:szCs w:val="24"/>
+              </w:rPr>
+            </w:pPr>
+            <w:r>
+              <w:rPr>
+                <w:rFonts w:ascii="Times New Roman" w:hAnsi="Times New Roman" w:cs="Times New Roman"/>
+                <w:sz w:val="24"/>
+                <w:szCs w:val="24"/>
+              </w:rPr>
+              <w:t>06</w:t>
+            </w:r>
+          </w:p>
+        </w:tc>
+      </w:tr>
+      <w:tr>
+        <w:trPr>
+          <w:trHeight w:val="377"/>
+        </w:trPr>
+        <w:tc>
+          <w:tcPr>
+            <w:tcW w:w="846" w:type="dxa"/>
+          </w:tcPr>
+          <w:p>
+            <w:pPr>
+              <w:rPr>
+                <w:rFonts w:ascii="Times New Roman" w:hAnsi="Times New Roman" w:cs="Times New Roman"/>
+                <w:sz w:val="24"/>
+                <w:szCs w:val="24"/>
+              </w:rPr>
+            </w:pPr>
+            <w:r>
+              <w:rPr>
+                <w:rFonts w:ascii="Times New Roman" w:hAnsi="Times New Roman" w:cs="Times New Roman"/>
+                <w:sz w:val="24"/>
+                <w:szCs w:val="24"/>
+              </w:rPr>
+              <w:t>Q3</w:t>
+            </w:r>
+          </w:p>
+        </w:tc>
+        <w:tc>
+          <w:tcPr>
+            <w:tcW w:w="8080" w:type="dxa"/>
+          </w:tcPr>
+          <w:p>
+            <w:pPr>
+              <w:rPr>
+                <w:rFonts w:ascii="Times New Roman" w:hAnsi="Times New Roman" w:cs="Times New Roman"/>
+                <w:sz w:val="24"/>
+                <w:szCs w:val="24"/>
+              </w:rPr>
+            </w:pPr>
+            <w:r>
+              <w:rPr>
+                <w:rFonts w:ascii="Times New Roman" w:hAnsi="Times New Roman" w:cs="Times New Roman"/>
+                <w:sz w:val="24"/>
+                <w:szCs w:val="24"/>
+              </w:rPr>
+              <w:t>(a)</w:t>
+            </w:r>
+            <w:r>
+              <w:rPr>
+                <w:rFonts w:ascii="Times New Roman" w:hAnsi="Times New Roman" w:cs="Times New Roman"/>
+                <w:sz w:val="24"/>
+                <w:szCs w:val="24"/>
+              </w:rPr>
+              <w:t>.</w:t>
+            </w:r>
+            <w:r>
+              <w:rPr>
+                <w:rFonts w:ascii="Times New Roman" w:hAnsi="Times New Roman" w:cs="Times New Roman"/>
+                <w:sz w:val="24"/>
+                <w:szCs w:val="24"/>
+              </w:rPr>
+              <w:t xml:space="preserve"> </w:t>
+            </w:r>
+            <w:r>
+              <w:rPr>
+                <w:rFonts w:ascii="Times New Roman" w:hAnsi="Times New Roman" w:cs="Times New Roman"/>
+                <w:sz w:val="24"/>
+                <w:szCs w:val="24"/>
+                <w:lang w:val="en-US"/>
+              </w:rPr>
+              <w:t>Explain</w:t>
+            </w:r>
+            <w:r>
+              <w:rPr>
+                <w:rFonts w:ascii="Times New Roman" w:hAnsi="Times New Roman" w:cs="Times New Roman"/>
+                <w:sz w:val="24"/>
+                <w:szCs w:val="24"/>
+                <w:lang w:val="en-US"/>
+              </w:rPr>
+              <w:t xml:space="preserve"> LOC and FP estimation.</w:t>
             </w:r>
           </w:p>
         </w:tc>
@@ -808,24 +1027,30 @@
                 <w:rFonts w:ascii="Times New Roman" w:hAnsi="Times New Roman" w:cs="Times New Roman"/>
                 <w:sz w:val="24"/>
                 <w:szCs w:val="24"/>
-              </w:rPr>
-            </w:pPr>
-            <w:r>
-              <w:rPr>
-                <w:rFonts w:ascii="Times New Roman" w:hAnsi="Times New Roman" w:cs="Times New Roman"/>
-                <w:sz w:val="24"/>
-                <w:szCs w:val="24"/>
-              </w:rPr>
-              <w:t>(b).</w:t>
-            </w:r>
-            <w:r>
-              <w:rPr>
-                <w:rFonts w:ascii="Times New Roman" w:eastAsia="Times New Roman" w:hAnsi="Times New Roman" w:cs="Times New Roman"/>
-                <w:kern w:val="0"/>
-                <w:sz w:val="24"/>
-                <w:szCs w:val="24"/>
-                <w:lang w:eastAsia="en-IN"/>
-                <w14:ligatures w14:val="none"/>
+                <w:lang w:val="en-US"/>
+              </w:rPr>
+            </w:pPr>
+            <w:r>
+              <w:rPr>
+                <w:rFonts w:ascii="Times New Roman" w:hAnsi="Times New Roman" w:cs="Times New Roman"/>
+                <w:sz w:val="24"/>
+                <w:szCs w:val="24"/>
+              </w:rPr>
+              <w:t>(b)</w:t>
+            </w:r>
+            <w:r>
+              <w:rPr>
+                <w:rFonts w:ascii="Times New Roman" w:hAnsi="Times New Roman" w:cs="Times New Roman"/>
+                <w:sz w:val="24"/>
+                <w:szCs w:val="24"/>
+              </w:rPr>
+              <w:t>.</w:t>
+            </w:r>
+            <w:r>
+              <w:rPr>
+                <w:rFonts w:ascii="Times New Roman" w:hAnsi="Times New Roman" w:cs="Times New Roman"/>
+                <w:sz w:val="24"/>
+                <w:szCs w:val="24"/>
               </w:rPr>
               <w:t xml:space="preserve"> </w:t>
             </w:r>
@@ -834,231 +1059,25 @@
                 <w:rFonts w:ascii="Times New Roman" w:hAnsi="Times New Roman" w:cs="Times New Roman"/>
                 <w:sz w:val="24"/>
                 <w:szCs w:val="24"/>
+              </w:rPr>
+              <w:t>What is</w:t>
+            </w:r>
+            <w:r>
+              <w:rPr>
+                <w:rFonts w:ascii="Times New Roman" w:hAnsi="Times New Roman" w:cs="Times New Roman"/>
+                <w:sz w:val="24"/>
+                <w:szCs w:val="24"/>
+              </w:rPr>
+              <w:t xml:space="preserve"> Virtual Hosting</w:t>
+            </w:r>
+            <w:r>
+              <w:rPr>
+                <w:rFonts w:ascii="Times New Roman" w:hAnsi="Times New Roman" w:cs="Times New Roman"/>
+                <w:sz w:val="24"/>
+                <w:szCs w:val="24"/>
                 <w:lang w:val="en-US"/>
               </w:rPr>
-              <w:t>Explain Software Process Framework and its activities.</w:t>
-            </w:r>
-          </w:p>
-        </w:tc>
-        <w:tc>
-          <w:tcPr>
-            <w:tcW w:w="1002" w:type="dxa"/>
-          </w:tcPr>
-          <w:p>
-            <w:pPr>
-              <w:rPr>
-                <w:rFonts w:ascii="Times New Roman" w:hAnsi="Times New Roman" w:cs="Times New Roman"/>
-                <w:sz w:val="24"/>
-                <w:szCs w:val="24"/>
-              </w:rPr>
-            </w:pPr>
-            <w:r>
-              <w:rPr>
-                <w:rFonts w:ascii="Times New Roman" w:hAnsi="Times New Roman" w:cs="Times New Roman"/>
-                <w:sz w:val="24"/>
-                <w:szCs w:val="24"/>
-              </w:rPr>
-              <w:t>06</w:t>
-            </w:r>
-          </w:p>
-        </w:tc>
-      </w:tr>
-      <w:tr>
-        <w:trPr>
-          <w:trHeight w:val="377"/>
-        </w:trPr>
-        <w:tc>
-          <w:tcPr>
-            <w:tcW w:w="846" w:type="dxa"/>
-          </w:tcPr>
-          <w:p>
-            <w:pPr>
-              <w:rPr>
-                <w:rFonts w:ascii="Times New Roman" w:hAnsi="Times New Roman" w:cs="Times New Roman"/>
-                <w:sz w:val="24"/>
-                <w:szCs w:val="24"/>
-              </w:rPr>
-            </w:pPr>
-            <w:r>
-              <w:rPr>
-                <w:rFonts w:ascii="Times New Roman" w:hAnsi="Times New Roman" w:cs="Times New Roman"/>
-                <w:sz w:val="24"/>
-                <w:szCs w:val="24"/>
-              </w:rPr>
-              <w:t>Q3</w:t>
-            </w:r>
-          </w:p>
-        </w:tc>
-        <w:tc>
-          <w:tcPr>
-            <w:tcW w:w="8080" w:type="dxa"/>
-          </w:tcPr>
-          <w:p>
-            <w:pPr>
-              <w:rPr>
-                <w:rFonts w:ascii="Times New Roman" w:hAnsi="Times New Roman" w:cs="Times New Roman"/>
-                <w:sz w:val="24"/>
-                <w:szCs w:val="24"/>
-              </w:rPr>
-            </w:pPr>
-            <w:r>
-              <w:rPr>
-                <w:rFonts w:ascii="Times New Roman" w:hAnsi="Times New Roman" w:cs="Times New Roman"/>
-                <w:sz w:val="24"/>
-                <w:szCs w:val="24"/>
-              </w:rPr>
-              <w:t>(a)</w:t>
-            </w:r>
-            <w:r>
-              <w:rPr>
-                <w:rFonts w:ascii="Times New Roman" w:hAnsi="Times New Roman" w:cs="Times New Roman"/>
-                <w:sz w:val="24"/>
-                <w:szCs w:val="24"/>
-              </w:rPr>
               <w:t>.</w:t>
-            </w:r>
-            <w:r>
-              <w:rPr>
-                <w:rFonts w:ascii="Times New Roman" w:hAnsi="Times New Roman" w:cs="Times New Roman"/>
-                <w:sz w:val="24"/>
-                <w:szCs w:val="24"/>
-              </w:rPr>
-              <w:t xml:space="preserve"> </w:t>
-            </w:r>
-            <w:r>
-              <w:rPr>
-                <w:rFonts w:ascii="Times New Roman" w:hAnsi="Times New Roman" w:cs="Times New Roman"/>
-                <w:sz w:val="24"/>
-                <w:szCs w:val="24"/>
-                <w:lang w:val="en-US"/>
-              </w:rPr>
-              <w:t>Explain Waterfall Model with its phases, advantages, and disadvantages.</w:t>
-            </w:r>
-          </w:p>
-        </w:tc>
-        <w:tc>
-          <w:tcPr>
-            <w:tcW w:w="1002" w:type="dxa"/>
-          </w:tcPr>
-          <w:p>
-            <w:pPr>
-              <w:rPr>
-                <w:rFonts w:ascii="Times New Roman" w:hAnsi="Times New Roman" w:cs="Times New Roman"/>
-                <w:sz w:val="24"/>
-                <w:szCs w:val="24"/>
-              </w:rPr>
-            </w:pPr>
-            <w:r>
-              <w:rPr>
-                <w:rFonts w:ascii="Times New Roman" w:hAnsi="Times New Roman" w:cs="Times New Roman"/>
-                <w:sz w:val="24"/>
-                <w:szCs w:val="24"/>
-              </w:rPr>
-              <w:t>04</w:t>
-            </w:r>
-          </w:p>
-        </w:tc>
-      </w:tr>
-      <w:tr>
-        <w:trPr>
-          <w:trHeight w:val="567"/>
-        </w:trPr>
-        <w:tc>
-          <w:tcPr>
-            <w:tcW w:w="846" w:type="dxa"/>
-          </w:tcPr>
-          <w:p>
-            <w:pPr>
-              <w:rPr>
-                <w:rFonts w:ascii="Times New Roman" w:hAnsi="Times New Roman" w:cs="Times New Roman"/>
-                <w:sz w:val="24"/>
-                <w:szCs w:val="24"/>
-              </w:rPr>
-            </w:pPr>
-          </w:p>
-        </w:tc>
-        <w:tc>
-          <w:tcPr>
-            <w:tcW w:w="8080" w:type="dxa"/>
-          </w:tcPr>
-          <w:p>
-            <w:pPr>
-              <w:rPr>
-                <w:rFonts w:ascii="Times New Roman" w:hAnsi="Times New Roman" w:cs="Times New Roman"/>
-                <w:sz w:val="24"/>
-                <w:szCs w:val="24"/>
-                <w:lang w:val="en-US"/>
-              </w:rPr>
-            </w:pPr>
-            <w:r>
-              <w:rPr>
-                <w:rFonts w:ascii="Times New Roman" w:hAnsi="Times New Roman" w:cs="Times New Roman"/>
-                <w:sz w:val="24"/>
-                <w:szCs w:val="24"/>
-              </w:rPr>
-              <w:t>(b)</w:t>
-            </w:r>
-            <w:r>
-              <w:rPr>
-                <w:rFonts w:ascii="Times New Roman" w:hAnsi="Times New Roman" w:cs="Times New Roman"/>
-                <w:sz w:val="24"/>
-                <w:szCs w:val="24"/>
-              </w:rPr>
-              <w:t>.</w:t>
-            </w:r>
-            <w:r>
-              <w:rPr>
-                <w:rFonts w:ascii="Times New Roman" w:hAnsi="Times New Roman" w:cs="Times New Roman"/>
-                <w:sz w:val="24"/>
-                <w:szCs w:val="24"/>
-              </w:rPr>
-              <w:t xml:space="preserve"> </w:t>
-            </w:r>
-            <w:r>
-              <w:rPr>
-                <w:rFonts w:ascii="Times New Roman" w:hAnsi="Times New Roman" w:cs="Times New Roman"/>
-                <w:sz w:val="24"/>
-                <w:szCs w:val="24"/>
-              </w:rPr>
-              <w:t xml:space="preserve">What is </w:t>
-            </w:r>
-            <w:r>
-              <w:rPr>
-                <w:rFonts w:ascii="Times New Roman" w:hAnsi="Times New Roman" w:cs="Times New Roman"/>
-                <w:sz w:val="24"/>
-                <w:szCs w:val="24"/>
-                <w:lang w:val="en-US"/>
-              </w:rPr>
-              <w:t xml:space="preserve">Prototyping </w:t>
-            </w:r>
-            <w:proofErr w:type="gramStart"/>
-            <w:r>
-              <w:rPr>
-                <w:rFonts w:ascii="Times New Roman" w:hAnsi="Times New Roman" w:cs="Times New Roman"/>
-                <w:sz w:val="24"/>
-                <w:szCs w:val="24"/>
-                <w:lang w:val="en-US"/>
-              </w:rPr>
-              <w:t xml:space="preserve">Model </w:t>
-            </w:r>
-            <w:r>
-              <w:rPr>
-                <w:rFonts w:ascii="Times New Roman" w:hAnsi="Times New Roman" w:cs="Times New Roman"/>
-                <w:sz w:val="24"/>
-                <w:szCs w:val="24"/>
-                <w:lang w:val="en-US"/>
-              </w:rPr>
-              <w:t>?</w:t>
-            </w:r>
-            <w:proofErr w:type="gramEnd"/>
-            <w:r>
-              <w:rPr>
-                <w:rFonts w:ascii="Times New Roman" w:hAnsi="Times New Roman" w:cs="Times New Roman"/>
-                <w:sz w:val="24"/>
-                <w:szCs w:val="24"/>
-                <w:lang w:val="en-US"/>
-              </w:rPr>
-              <w:t xml:space="preserve"> Explain in brief.</w:t>
             </w:r>
           </w:p>
         </w:tc>
@@ -1153,6 +1172,14 @@
           <w:rFonts w:ascii="Times New Roman" w:eastAsia="Times New Roman" w:hAnsi="Times New Roman" w:cs="Times New Roman"/>
         </w:rPr>
       </w:pPr>
+    </w:p>
+    <w:p>
+      <w:pPr>
+        <w:jc w:val="both"/>
+        <w:rPr>
+          <w:rFonts w:ascii="Times New Roman" w:eastAsia="Times New Roman" w:hAnsi="Times New Roman" w:cs="Times New Roman"/>
+        </w:rPr>
+      </w:pPr>
       <w:r>
         <w:rPr>
           <w:rFonts w:ascii="Times New Roman" w:eastAsia="Times New Roman" w:hAnsi="Times New Roman" w:cs="Times New Roman"/>
@@ -1341,7 +1368,7 @@
         <w:rPr>
           <w:rFonts w:ascii="Times New Roman" w:eastAsia="Times New Roman" w:hAnsi="Times New Roman" w:cs="Times New Roman"/>
         </w:rPr>
-        <w:t>05</w:t>
+        <w:t>09</w:t>
       </w:r>
       <w:r>
         <w:rPr>
@@ -1353,7 +1380,7 @@
         <w:rPr>
           <w:rFonts w:ascii="Times New Roman" w:eastAsia="Times New Roman" w:hAnsi="Times New Roman" w:cs="Times New Roman"/>
         </w:rPr>
-        <w:t>1</w:t>
+        <w:t>2</w:t>
       </w:r>
       <w:r>
         <w:rPr>
@@ -1424,7 +1451,7 @@
       <w:pPr>
         <w:numPr>
           <w:ilvl w:val="0"/>
-          <w:numId w:val="3"/>
+          <w:numId w:val="4"/>
         </w:numPr>
         <w:pBdr>
           <w:top w:val="nil"/>
@@ -1452,7 +1479,7 @@
       <w:pPr>
         <w:numPr>
           <w:ilvl w:val="0"/>
-          <w:numId w:val="3"/>
+          <w:numId w:val="4"/>
         </w:numPr>
         <w:pBdr>
           <w:top w:val="nil"/>
@@ -1480,7 +1507,7 @@
       <w:pPr>
         <w:numPr>
           <w:ilvl w:val="0"/>
-          <w:numId w:val="3"/>
+          <w:numId w:val="4"/>
         </w:numPr>
         <w:pBdr>
           <w:top w:val="nil"/>
@@ -1664,9 +1691,82 @@
                 <w:szCs w:val="24"/>
                 <w:lang w:val="en-US"/>
               </w:rPr>
-              <w:t xml:space="preserve">Define </w:t>
-            </w:r>
-            <w:proofErr w:type="spellStart"/>
+              <w:t xml:space="preserve"> Explain SEI-CMM (Capability Maturity Model) in detail.</w:t>
+            </w:r>
+          </w:p>
+        </w:tc>
+        <w:tc>
+          <w:tcPr>
+            <w:tcW w:w="1002" w:type="dxa"/>
+          </w:tcPr>
+          <w:p>
+            <w:pPr>
+              <w:rPr>
+                <w:rFonts w:ascii="Times New Roman" w:hAnsi="Times New Roman" w:cs="Times New Roman"/>
+                <w:sz w:val="24"/>
+                <w:szCs w:val="24"/>
+              </w:rPr>
+            </w:pPr>
+            <w:r>
+              <w:rPr>
+                <w:rFonts w:ascii="Times New Roman" w:hAnsi="Times New Roman" w:cs="Times New Roman"/>
+                <w:sz w:val="24"/>
+                <w:szCs w:val="24"/>
+              </w:rPr>
+              <w:t>04</w:t>
+            </w:r>
+          </w:p>
+        </w:tc>
+      </w:tr>
+      <w:tr>
+        <w:trPr>
+          <w:trHeight w:val="446"/>
+        </w:trPr>
+        <w:tc>
+          <w:tcPr>
+            <w:tcW w:w="846" w:type="dxa"/>
+          </w:tcPr>
+          <w:p>
+            <w:pPr>
+              <w:rPr>
+                <w:rFonts w:ascii="Times New Roman" w:hAnsi="Times New Roman" w:cs="Times New Roman"/>
+                <w:sz w:val="24"/>
+                <w:szCs w:val="24"/>
+              </w:rPr>
+            </w:pPr>
+          </w:p>
+        </w:tc>
+        <w:tc>
+          <w:tcPr>
+            <w:tcW w:w="8080" w:type="dxa"/>
+          </w:tcPr>
+          <w:p>
+            <w:pPr>
+              <w:rPr>
+                <w:rFonts w:ascii="Times New Roman" w:hAnsi="Times New Roman" w:cs="Times New Roman"/>
+                <w:sz w:val="24"/>
+                <w:szCs w:val="24"/>
+              </w:rPr>
+            </w:pPr>
+            <w:r>
+              <w:rPr>
+                <w:rFonts w:ascii="Times New Roman" w:hAnsi="Times New Roman" w:cs="Times New Roman"/>
+                <w:sz w:val="24"/>
+                <w:szCs w:val="24"/>
+              </w:rPr>
+              <w:t>(b).</w:t>
+            </w:r>
+            <w:r>
+              <w:rPr>
+                <w:rFonts w:ascii="Times New Roman" w:eastAsia="Times New Roman" w:hAnsi="Times New Roman" w:cs="Times New Roman"/>
+                <w:kern w:val="0"/>
+                <w:sz w:val="24"/>
+                <w:szCs w:val="24"/>
+                <w:lang w:eastAsia="en-IN"/>
+                <w14:ligatures w14:val="none"/>
+              </w:rPr>
+              <w:t xml:space="preserve"> </w:t>
+            </w:r>
             <w:r>
               <w:rPr>
                 <w:rFonts w:ascii="Times New Roman" w:hAnsi="Times New Roman" w:cs="Times New Roman"/>
@@ -1674,9 +1774,8 @@
                 <w:szCs w:val="24"/>
                 <w:lang w:val="en-US"/>
               </w:rPr>
-              <w:t>SoftwareEngineering</w:t>
-            </w:r>
-            <w:proofErr w:type="spellEnd"/>
+              <w:t>Explain Software</w:t>
+            </w:r>
             <w:r>
               <w:rPr>
                 <w:rFonts w:ascii="Times New Roman" w:hAnsi="Times New Roman" w:cs="Times New Roman"/>
@@ -1684,7 +1783,7 @@
                 <w:szCs w:val="24"/>
                 <w:lang w:val="en-US"/>
               </w:rPr>
-              <w:t>. Explain its need and importance.</w:t>
+              <w:t xml:space="preserve"> Development Life-Cycle Model.</w:t>
             </w:r>
           </w:p>
         </w:tc>
@@ -1706,17 +1805,8 @@
                 <w:sz w:val="24"/>
                 <w:szCs w:val="24"/>
               </w:rPr>
-              <w:t>04</w:t>
-            </w:r>
-          </w:p>
-          <w:p>
-            <w:pPr>
-              <w:rPr>
-                <w:rFonts w:ascii="Times New Roman" w:hAnsi="Times New Roman" w:cs="Times New Roman"/>
-                <w:sz w:val="24"/>
-                <w:szCs w:val="24"/>
-              </w:rPr>
-            </w:pPr>
+              <w:t>06</w:t>
+            </w:r>
           </w:p>
         </w:tc>
       </w:tr>
@@ -1736,6 +1826,14 @@
                 <w:szCs w:val="24"/>
               </w:rPr>
             </w:pPr>
+            <w:r>
+              <w:rPr>
+                <w:rFonts w:ascii="Times New Roman" w:hAnsi="Times New Roman" w:cs="Times New Roman"/>
+                <w:sz w:val="24"/>
+                <w:szCs w:val="24"/>
+              </w:rPr>
+              <w:t>Q2</w:t>
+            </w:r>
           </w:p>
         </w:tc>
         <w:tc>
@@ -1756,18 +1854,7 @@
                 <w:sz w:val="24"/>
                 <w:szCs w:val="24"/>
               </w:rPr>
-              <w:t>(b).</w:t>
-            </w:r>
-            <w:r>
-              <w:rPr>
-                <w:rFonts w:ascii="Times New Roman" w:eastAsia="Times New Roman" w:hAnsi="Times New Roman" w:cs="Times New Roman"/>
-                <w:kern w:val="0"/>
-                <w:sz w:val="24"/>
-                <w:szCs w:val="24"/>
-                <w:lang w:eastAsia="en-IN"/>
-                <w14:ligatures w14:val="none"/>
-              </w:rPr>
-              <w:t xml:space="preserve"> </w:t>
+              <w:t xml:space="preserve">(a). </w:t>
             </w:r>
             <w:r>
               <w:rPr>
@@ -1776,7 +1863,7 @@
                 <w:szCs w:val="24"/>
                 <w:lang w:val="en-US"/>
               </w:rPr>
-              <w:t>Explain Software Engineering methods, tools, and procedures</w:t>
+              <w:t>Explain</w:t>
             </w:r>
             <w:r>
               <w:rPr>
@@ -1785,6 +1872,15 @@
                 <w:szCs w:val="24"/>
                 <w:lang w:val="en-US"/>
               </w:rPr>
+              <w:t xml:space="preserve"> Component Based Development Model</w:t>
+            </w:r>
+            <w:r>
+              <w:rPr>
+                <w:rFonts w:ascii="Times New Roman" w:hAnsi="Times New Roman" w:cs="Times New Roman"/>
+                <w:sz w:val="24"/>
+                <w:szCs w:val="24"/>
+                <w:lang w:val="en-US"/>
+              </w:rPr>
               <w:t>.</w:t>
             </w:r>
           </w:p>
@@ -1807,7 +1903,7 @@
                 <w:sz w:val="24"/>
                 <w:szCs w:val="24"/>
               </w:rPr>
-              <w:t>06</w:t>
+              <w:t>04</w:t>
             </w:r>
           </w:p>
         </w:tc>
@@ -1828,14 +1924,6 @@
                 <w:szCs w:val="24"/>
               </w:rPr>
             </w:pPr>
-            <w:r>
-              <w:rPr>
-                <w:rFonts w:ascii="Times New Roman" w:hAnsi="Times New Roman" w:cs="Times New Roman"/>
-                <w:sz w:val="24"/>
-                <w:szCs w:val="24"/>
-              </w:rPr>
-              <w:t>Q2</w:t>
-            </w:r>
           </w:p>
         </w:tc>
         <w:tc>
@@ -1856,7 +1944,18 @@
                 <w:sz w:val="24"/>
                 <w:szCs w:val="24"/>
               </w:rPr>
-              <w:t xml:space="preserve">(a). </w:t>
+              <w:t>(b).</w:t>
+            </w:r>
+            <w:r>
+              <w:rPr>
+                <w:rFonts w:ascii="Times New Roman" w:eastAsia="Times New Roman" w:hAnsi="Times New Roman" w:cs="Times New Roman"/>
+                <w:kern w:val="0"/>
+                <w:sz w:val="24"/>
+                <w:szCs w:val="24"/>
+                <w:lang w:eastAsia="en-IN"/>
+                <w14:ligatures w14:val="none"/>
+              </w:rPr>
+              <w:t xml:space="preserve"> </w:t>
             </w:r>
             <w:r>
               <w:rPr>
@@ -1865,7 +1964,130 @@
                 <w:szCs w:val="24"/>
                 <w:lang w:val="en-US"/>
               </w:rPr>
-              <w:t>Explain SEI-CMM (Capability Maturity Model) in detail.</w:t>
+              <w:t>Explain</w:t>
+            </w:r>
+            <w:r>
+              <w:rPr>
+                <w:rFonts w:ascii="Times New Roman" w:hAnsi="Times New Roman" w:cs="Times New Roman"/>
+                <w:sz w:val="24"/>
+                <w:szCs w:val="24"/>
+                <w:lang w:val="en-US"/>
+              </w:rPr>
+              <w:t xml:space="preserve"> Cost Estimation Techniques</w:t>
+            </w:r>
+            <w:r>
+              <w:rPr>
+                <w:rFonts w:ascii="Times New Roman" w:hAnsi="Times New Roman" w:cs="Times New Roman"/>
+                <w:sz w:val="24"/>
+                <w:szCs w:val="24"/>
+                <w:lang w:val="en-US"/>
+              </w:rPr>
+              <w:t>.</w:t>
+            </w:r>
+          </w:p>
+        </w:tc>
+        <w:tc>
+          <w:tcPr>
+            <w:tcW w:w="1002" w:type="dxa"/>
+          </w:tcPr>
+          <w:p>
+            <w:pPr>
+              <w:rPr>
+                <w:rFonts w:ascii="Times New Roman" w:hAnsi="Times New Roman" w:cs="Times New Roman"/>
+                <w:sz w:val="24"/>
+                <w:szCs w:val="24"/>
+              </w:rPr>
+            </w:pPr>
+            <w:r>
+              <w:rPr>
+                <w:rFonts w:ascii="Times New Roman" w:hAnsi="Times New Roman" w:cs="Times New Roman"/>
+                <w:sz w:val="24"/>
+                <w:szCs w:val="24"/>
+              </w:rPr>
+              <w:t>06</w:t>
+            </w:r>
+          </w:p>
+        </w:tc>
+      </w:tr>
+      <w:tr>
+        <w:trPr>
+          <w:trHeight w:val="377"/>
+        </w:trPr>
+        <w:tc>
+          <w:tcPr>
+            <w:tcW w:w="846" w:type="dxa"/>
+          </w:tcPr>
+          <w:p>
+            <w:pPr>
+              <w:rPr>
+                <w:rFonts w:ascii="Times New Roman" w:hAnsi="Times New Roman" w:cs="Times New Roman"/>
+                <w:sz w:val="24"/>
+                <w:szCs w:val="24"/>
+              </w:rPr>
+            </w:pPr>
+            <w:r>
+              <w:rPr>
+                <w:rFonts w:ascii="Times New Roman" w:hAnsi="Times New Roman" w:cs="Times New Roman"/>
+                <w:sz w:val="24"/>
+                <w:szCs w:val="24"/>
+              </w:rPr>
+              <w:t>Q3</w:t>
+            </w:r>
+          </w:p>
+        </w:tc>
+        <w:tc>
+          <w:tcPr>
+            <w:tcW w:w="8080" w:type="dxa"/>
+          </w:tcPr>
+          <w:p>
+            <w:pPr>
+              <w:rPr>
+                <w:rFonts w:ascii="Times New Roman" w:hAnsi="Times New Roman" w:cs="Times New Roman"/>
+                <w:sz w:val="24"/>
+                <w:szCs w:val="24"/>
+              </w:rPr>
+            </w:pPr>
+            <w:r>
+              <w:rPr>
+                <w:rFonts w:ascii="Times New Roman" w:hAnsi="Times New Roman" w:cs="Times New Roman"/>
+                <w:sz w:val="24"/>
+                <w:szCs w:val="24"/>
+              </w:rPr>
+              <w:t>(a)</w:t>
+            </w:r>
+            <w:r>
+              <w:rPr>
+                <w:rFonts w:ascii="Times New Roman" w:hAnsi="Times New Roman" w:cs="Times New Roman"/>
+                <w:sz w:val="24"/>
+                <w:szCs w:val="24"/>
+              </w:rPr>
+              <w:t>.</w:t>
+            </w:r>
+            <w:r>
+              <w:rPr>
+                <w:rFonts w:ascii="Times New Roman" w:hAnsi="Times New Roman" w:cs="Times New Roman"/>
+                <w:sz w:val="24"/>
+                <w:szCs w:val="24"/>
+              </w:rPr>
+              <w:t xml:space="preserve"> </w:t>
+            </w:r>
+            <w:r>
+              <w:rPr>
+                <w:rFonts w:ascii="Times New Roman" w:hAnsi="Times New Roman" w:cs="Times New Roman"/>
+                <w:sz w:val="24"/>
+                <w:szCs w:val="24"/>
+                <w:lang w:val="en-US"/>
+              </w:rPr>
+              <w:t>Explain</w:t>
+            </w:r>
+            <w:r>
+              <w:rPr>
+                <w:rFonts w:ascii="Times New Roman" w:hAnsi="Times New Roman" w:cs="Times New Roman"/>
+                <w:sz w:val="24"/>
+                <w:szCs w:val="24"/>
+                <w:lang w:val="en-US"/>
+              </w:rPr>
+              <w:t xml:space="preserve"> LOC and FP estimation.</w:t>
             </w:r>
           </w:p>
         </w:tc>
@@ -1920,24 +2142,30 @@
                 <w:rFonts w:ascii="Times New Roman" w:hAnsi="Times New Roman" w:cs="Times New Roman"/>
                 <w:sz w:val="24"/>
                 <w:szCs w:val="24"/>
-              </w:rPr>
-            </w:pPr>
-            <w:r>
-              <w:rPr>
-                <w:rFonts w:ascii="Times New Roman" w:hAnsi="Times New Roman" w:cs="Times New Roman"/>
-                <w:sz w:val="24"/>
-                <w:szCs w:val="24"/>
-              </w:rPr>
-              <w:t>(b).</w:t>
-            </w:r>
-            <w:r>
-              <w:rPr>
-                <w:rFonts w:ascii="Times New Roman" w:eastAsia="Times New Roman" w:hAnsi="Times New Roman" w:cs="Times New Roman"/>
-                <w:kern w:val="0"/>
-                <w:sz w:val="24"/>
-                <w:szCs w:val="24"/>
-                <w:lang w:eastAsia="en-IN"/>
-                <w14:ligatures w14:val="none"/>
+                <w:lang w:val="en-US"/>
+              </w:rPr>
+            </w:pPr>
+            <w:r>
+              <w:rPr>
+                <w:rFonts w:ascii="Times New Roman" w:hAnsi="Times New Roman" w:cs="Times New Roman"/>
+                <w:sz w:val="24"/>
+                <w:szCs w:val="24"/>
+              </w:rPr>
+              <w:t>(b)</w:t>
+            </w:r>
+            <w:r>
+              <w:rPr>
+                <w:rFonts w:ascii="Times New Roman" w:hAnsi="Times New Roman" w:cs="Times New Roman"/>
+                <w:sz w:val="24"/>
+                <w:szCs w:val="24"/>
+              </w:rPr>
+              <w:t>.</w:t>
+            </w:r>
+            <w:r>
+              <w:rPr>
+                <w:rFonts w:ascii="Times New Roman" w:hAnsi="Times New Roman" w:cs="Times New Roman"/>
+                <w:sz w:val="24"/>
+                <w:szCs w:val="24"/>
               </w:rPr>
               <w:t xml:space="preserve"> </w:t>
             </w:r>
@@ -1946,231 +2174,17 @@
                 <w:rFonts w:ascii="Times New Roman" w:hAnsi="Times New Roman" w:cs="Times New Roman"/>
                 <w:sz w:val="24"/>
                 <w:szCs w:val="24"/>
+              </w:rPr>
+              <w:t>What is Virtual Hosting</w:t>
+            </w:r>
+            <w:r>
+              <w:rPr>
+                <w:rFonts w:ascii="Times New Roman" w:hAnsi="Times New Roman" w:cs="Times New Roman"/>
+                <w:sz w:val="24"/>
+                <w:szCs w:val="24"/>
                 <w:lang w:val="en-US"/>
               </w:rPr>
-              <w:t>Explain Software Process Framework and its activities.</w:t>
-            </w:r>
-          </w:p>
-        </w:tc>
-        <w:tc>
-          <w:tcPr>
-            <w:tcW w:w="1002" w:type="dxa"/>
-          </w:tcPr>
-          <w:p>
-            <w:pPr>
-              <w:rPr>
-                <w:rFonts w:ascii="Times New Roman" w:hAnsi="Times New Roman" w:cs="Times New Roman"/>
-                <w:sz w:val="24"/>
-                <w:szCs w:val="24"/>
-              </w:rPr>
-            </w:pPr>
-            <w:r>
-              <w:rPr>
-                <w:rFonts w:ascii="Times New Roman" w:hAnsi="Times New Roman" w:cs="Times New Roman"/>
-                <w:sz w:val="24"/>
-                <w:szCs w:val="24"/>
-              </w:rPr>
-              <w:t>06</w:t>
-            </w:r>
-          </w:p>
-        </w:tc>
-      </w:tr>
-      <w:tr>
-        <w:trPr>
-          <w:trHeight w:val="377"/>
-        </w:trPr>
-        <w:tc>
-          <w:tcPr>
-            <w:tcW w:w="846" w:type="dxa"/>
-          </w:tcPr>
-          <w:p>
-            <w:pPr>
-              <w:rPr>
-                <w:rFonts w:ascii="Times New Roman" w:hAnsi="Times New Roman" w:cs="Times New Roman"/>
-                <w:sz w:val="24"/>
-                <w:szCs w:val="24"/>
-              </w:rPr>
-            </w:pPr>
-            <w:r>
-              <w:rPr>
-                <w:rFonts w:ascii="Times New Roman" w:hAnsi="Times New Roman" w:cs="Times New Roman"/>
-                <w:sz w:val="24"/>
-                <w:szCs w:val="24"/>
-              </w:rPr>
-              <w:t>Q3</w:t>
-            </w:r>
-          </w:p>
-        </w:tc>
-        <w:tc>
-          <w:tcPr>
-            <w:tcW w:w="8080" w:type="dxa"/>
-          </w:tcPr>
-          <w:p>
-            <w:pPr>
-              <w:rPr>
-                <w:rFonts w:ascii="Times New Roman" w:hAnsi="Times New Roman" w:cs="Times New Roman"/>
-                <w:sz w:val="24"/>
-                <w:szCs w:val="24"/>
-              </w:rPr>
-            </w:pPr>
-            <w:r>
-              <w:rPr>
-                <w:rFonts w:ascii="Times New Roman" w:hAnsi="Times New Roman" w:cs="Times New Roman"/>
-                <w:sz w:val="24"/>
-                <w:szCs w:val="24"/>
-              </w:rPr>
-              <w:t>(a)</w:t>
-            </w:r>
-            <w:r>
-              <w:rPr>
-                <w:rFonts w:ascii="Times New Roman" w:hAnsi="Times New Roman" w:cs="Times New Roman"/>
-                <w:sz w:val="24"/>
-                <w:szCs w:val="24"/>
-              </w:rPr>
               <w:t>.</w:t>
-            </w:r>
-            <w:r>
-              <w:rPr>
-                <w:rFonts w:ascii="Times New Roman" w:hAnsi="Times New Roman" w:cs="Times New Roman"/>
-                <w:sz w:val="24"/>
-                <w:szCs w:val="24"/>
-              </w:rPr>
-              <w:t xml:space="preserve"> </w:t>
-            </w:r>
-            <w:r>
-              <w:rPr>
-                <w:rFonts w:ascii="Times New Roman" w:hAnsi="Times New Roman" w:cs="Times New Roman"/>
-                <w:sz w:val="24"/>
-                <w:szCs w:val="24"/>
-                <w:lang w:val="en-US"/>
-              </w:rPr>
-              <w:t>Explain Waterfall Model with its phases, advantages, and disadvantages.</w:t>
-            </w:r>
-          </w:p>
-        </w:tc>
-        <w:tc>
-          <w:tcPr>
-            <w:tcW w:w="1002" w:type="dxa"/>
-          </w:tcPr>
-          <w:p>
-            <w:pPr>
-              <w:rPr>
-                <w:rFonts w:ascii="Times New Roman" w:hAnsi="Times New Roman" w:cs="Times New Roman"/>
-                <w:sz w:val="24"/>
-                <w:szCs w:val="24"/>
-              </w:rPr>
-            </w:pPr>
-            <w:r>
-              <w:rPr>
-                <w:rFonts w:ascii="Times New Roman" w:hAnsi="Times New Roman" w:cs="Times New Roman"/>
-                <w:sz w:val="24"/>
-                <w:szCs w:val="24"/>
-              </w:rPr>
-              <w:t>04</w:t>
-            </w:r>
-          </w:p>
-        </w:tc>
-      </w:tr>
-      <w:tr>
-        <w:trPr>
-          <w:trHeight w:val="567"/>
-        </w:trPr>
-        <w:tc>
-          <w:tcPr>
-            <w:tcW w:w="846" w:type="dxa"/>
-          </w:tcPr>
-          <w:p>
-            <w:pPr>
-              <w:rPr>
-                <w:rFonts w:ascii="Times New Roman" w:hAnsi="Times New Roman" w:cs="Times New Roman"/>
-                <w:sz w:val="24"/>
-                <w:szCs w:val="24"/>
-              </w:rPr>
-            </w:pPr>
-          </w:p>
-        </w:tc>
-        <w:tc>
-          <w:tcPr>
-            <w:tcW w:w="8080" w:type="dxa"/>
-          </w:tcPr>
-          <w:p>
-            <w:pPr>
-              <w:rPr>
-                <w:rFonts w:ascii="Times New Roman" w:hAnsi="Times New Roman" w:cs="Times New Roman"/>
-                <w:sz w:val="24"/>
-                <w:szCs w:val="24"/>
-                <w:lang w:val="en-US"/>
-              </w:rPr>
-            </w:pPr>
-            <w:r>
-              <w:rPr>
-                <w:rFonts w:ascii="Times New Roman" w:hAnsi="Times New Roman" w:cs="Times New Roman"/>
-                <w:sz w:val="24"/>
-                <w:szCs w:val="24"/>
-              </w:rPr>
-              <w:t>(b)</w:t>
-            </w:r>
-            <w:r>
-              <w:rPr>
-                <w:rFonts w:ascii="Times New Roman" w:hAnsi="Times New Roman" w:cs="Times New Roman"/>
-                <w:sz w:val="24"/>
-                <w:szCs w:val="24"/>
-              </w:rPr>
-              <w:t>.</w:t>
-            </w:r>
-            <w:r>
-              <w:rPr>
-                <w:rFonts w:ascii="Times New Roman" w:hAnsi="Times New Roman" w:cs="Times New Roman"/>
-                <w:sz w:val="24"/>
-                <w:szCs w:val="24"/>
-              </w:rPr>
-              <w:t xml:space="preserve"> </w:t>
-            </w:r>
-            <w:r>
-              <w:rPr>
-                <w:rFonts w:ascii="Times New Roman" w:hAnsi="Times New Roman" w:cs="Times New Roman"/>
-                <w:sz w:val="24"/>
-                <w:szCs w:val="24"/>
-              </w:rPr>
-              <w:t xml:space="preserve">What is </w:t>
-            </w:r>
-            <w:r>
-              <w:rPr>
-                <w:rFonts w:ascii="Times New Roman" w:hAnsi="Times New Roman" w:cs="Times New Roman"/>
-                <w:sz w:val="24"/>
-                <w:szCs w:val="24"/>
-                <w:lang w:val="en-US"/>
-              </w:rPr>
-              <w:t xml:space="preserve">Prototyping </w:t>
-            </w:r>
-            <w:proofErr w:type="gramStart"/>
-            <w:r>
-              <w:rPr>
-                <w:rFonts w:ascii="Times New Roman" w:hAnsi="Times New Roman" w:cs="Times New Roman"/>
-                <w:sz w:val="24"/>
-                <w:szCs w:val="24"/>
-                <w:lang w:val="en-US"/>
-              </w:rPr>
-              <w:t xml:space="preserve">Model </w:t>
-            </w:r>
-            <w:r>
-              <w:rPr>
-                <w:rFonts w:ascii="Times New Roman" w:hAnsi="Times New Roman" w:cs="Times New Roman"/>
-                <w:sz w:val="24"/>
-                <w:szCs w:val="24"/>
-                <w:lang w:val="en-US"/>
-              </w:rPr>
-              <w:t>?</w:t>
-            </w:r>
-            <w:proofErr w:type="gramEnd"/>
-            <w:r>
-              <w:rPr>
-                <w:rFonts w:ascii="Times New Roman" w:hAnsi="Times New Roman" w:cs="Times New Roman"/>
-                <w:sz w:val="24"/>
-                <w:szCs w:val="24"/>
-                <w:lang w:val="en-US"/>
-              </w:rPr>
-              <w:t xml:space="preserve"> Explain in brief.</w:t>
             </w:r>
           </w:p>
         </w:tc>
@@ -2340,6 +2354,92 @@
     </w:lvl>
   </w:abstractNum>
   <w:abstractNum w:abstractNumId="1" w15:restartNumberingAfterBreak="0">
+    <w:nsid w:val="2D7929C0"/>
+    <w:multiLevelType w:val="multilevel"/>
+    <w:tmpl w:val="8C24C8B4"/>
+    <w:lvl w:ilvl="0">
+      <w:start w:val="1"/>
+      <w:numFmt w:val="decimal"/>
+      <w:lvlText w:val="%1."/>
+      <w:lvlJc w:val="left"/>
+      <w:pPr>
+        <w:ind w:left="1080" w:hanging="360"/>
+      </w:pPr>
+    </w:lvl>
+    <w:lvl w:ilvl="1">
+      <w:start w:val="1"/>
+      <w:numFmt w:val="lowerLetter"/>
+      <w:lvlText w:val="%2."/>
+      <w:lvlJc w:val="left"/>
+      <w:pPr>
+        <w:ind w:left="1800" w:hanging="360"/>
+      </w:pPr>
+    </w:lvl>
+    <w:lvl w:ilvl="2">
+      <w:start w:val="1"/>
+      <w:numFmt w:val="lowerRoman"/>
+      <w:lvlText w:val="%3."/>
+      <w:lvlJc w:val="right"/>
+      <w:pPr>
+        <w:ind w:left="2520" w:hanging="180"/>
+      </w:pPr>
+    </w:lvl>
+    <w:lvl w:ilvl="3">
+      <w:start w:val="1"/>
+      <w:numFmt w:val="decimal"/>
+      <w:lvlText w:val="%4."/>
+      <w:lvlJc w:val="left"/>
+      <w:pPr>
+        <w:ind w:left="3240" w:hanging="360"/>
+      </w:pPr>
+    </w:lvl>
+    <w:lvl w:ilvl="4">
+      <w:start w:val="1"/>
+      <w:numFmt w:val="lowerLetter"/>
+      <w:lvlText w:val="%5."/>
+      <w:lvlJc w:val="left"/>
+      <w:pPr>
+        <w:ind w:left="3960" w:hanging="360"/>
+      </w:pPr>
+    </w:lvl>
+    <w:lvl w:ilvl="5">
+      <w:start w:val="1"/>
+      <w:numFmt w:val="lowerRoman"/>
+      <w:lvlText w:val="%6."/>
+      <w:lvlJc w:val="right"/>
+      <w:pPr>
+        <w:ind w:left="4680" w:hanging="180"/>
+      </w:pPr>
+    </w:lvl>
+    <w:lvl w:ilvl="6">
+      <w:start w:val="1"/>
+      <w:numFmt w:val="decimal"/>
+      <w:lvlText w:val="%7."/>
+      <w:lvlJc w:val="left"/>
+      <w:pPr>
+        <w:ind w:left="5400" w:hanging="360"/>
+      </w:pPr>
+    </w:lvl>
+    <w:lvl w:ilvl="7">
+      <w:start w:val="1"/>
+      <w:numFmt w:val="lowerLetter"/>
+      <w:lvlText w:val="%8."/>
+      <w:lvlJc w:val="left"/>
+      <w:pPr>
+        <w:ind w:left="6120" w:hanging="360"/>
+      </w:pPr>
+    </w:lvl>
+    <w:lvl w:ilvl="8">
+      <w:start w:val="1"/>
+      <w:numFmt w:val="lowerRoman"/>
+      <w:lvlText w:val="%9."/>
+      <w:lvlJc w:val="right"/>
+      <w:pPr>
+        <w:ind w:left="6840" w:hanging="180"/>
+      </w:pPr>
+    </w:lvl>
+  </w:abstractNum>
+  <w:abstractNum w:abstractNumId="2" w15:restartNumberingAfterBreak="0">
     <w:nsid w:val="39202F53"/>
     <w:multiLevelType w:val="multilevel"/>
     <w:tmpl w:val="8C24C8B4"/>
@@ -2425,7 +2525,7 @@
       </w:pPr>
     </w:lvl>
   </w:abstractNum>
-  <w:abstractNum w:abstractNumId="2" w15:restartNumberingAfterBreak="0">
+  <w:abstractNum w:abstractNumId="3" w15:restartNumberingAfterBreak="0">
     <w:nsid w:val="3E2721A3"/>
     <w:multiLevelType w:val="multilevel"/>
     <w:tmpl w:val="8C24C8B4"/>
@@ -2512,13 +2612,16 @@
     </w:lvl>
   </w:abstractNum>
   <w:num w:numId="1" w16cid:durableId="634482770">
-    <w:abstractNumId w:val="1"/>
+    <w:abstractNumId w:val="2"/>
   </w:num>
   <w:num w:numId="2" w16cid:durableId="163938156">
     <w:abstractNumId w:val="0"/>
   </w:num>
   <w:num w:numId="3" w16cid:durableId="862326311">
-    <w:abstractNumId w:val="2"/>
+    <w:abstractNumId w:val="3"/>
+  </w:num>
+  <w:num w:numId="4" w16cid:durableId="1598905885">
+    <w:abstractNumId w:val="1"/>
   </w:num>
 </w:numbering>
 </file>
@@ -2921,7 +3024,7 @@
   <w:style w:type="paragraph" w:default="1" w:styleId="Normal">
     <w:name w:val="Normal"/>
     <w:qFormat/>
-    <w:rsid w:val="00BF18ED"/>
+    <w:rsid w:val="006F0DB6"/>
   </w:style>
   <w:style w:type="paragraph" w:styleId="Heading1">
     <w:name w:val="heading 1"/>
@@ -3042,6 +3145,7 @@
   <w:style w:type="character" w:default="1" w:styleId="DefaultParagraphFont">
     <w:name w:val="Default Paragraph Font"/>
     <w:uiPriority w:val="1"/>
+    <w:semiHidden/>
     <w:unhideWhenUsed/>
   </w:style>
   <w:style w:type="table" w:default="1" w:styleId="TableNormal">
